--- a/Docs/Отладка.docx
+++ b/Docs/Отладка.docx
@@ -12,7 +12,7 @@
     </w:p>
     <w:p>
       <w:r>
-        <w:t>Приложение «Читай-город — учёт товаров» (C# WPF, SQLite). Демонстрационный экзамен 09.02.07, вариант 1.</w:t>
+        <w:t>Приложение «ЧитайГород — учёт товаров» (C# WPF, SQLite). Демонстрационный экзамен 09.02.07, вариант 1.</w:t>
       </w:r>
     </w:p>
     <w:tbl>
